--- a/2026/Proyecto_Final/drive_proyecto_final/[deprecado] PROYECTO FINAL G8.docx
+++ b/2026/Proyecto_Final/drive_proyecto_final/[deprecado] PROYECTO FINAL G8.docx
@@ -78,12 +78,12 @@
           <wp:inline distB="114300" distT="114300" distL="114300" distR="114300">
             <wp:extent cx="2113125" cy="1650090"/>
             <wp:effectExtent b="0" l="0" r="0" t="0"/>
-            <wp:docPr id="10" name="image2.png"/>
+            <wp:docPr id="10" name="image9.png"/>
             <a:graphic>
               <a:graphicData uri="http://schemas.openxmlformats.org/drawingml/2006/picture">
                 <pic:pic>
                   <pic:nvPicPr>
-                    <pic:cNvPr id="0" name="image2.png"/>
+                    <pic:cNvPr id="0" name="image9.png"/>
                     <pic:cNvPicPr preferRelativeResize="0"/>
                   </pic:nvPicPr>
                   <pic:blipFill>
@@ -186,12 +186,12 @@
           <wp:inline distB="114300" distT="114300" distL="114300" distR="114300">
             <wp:extent cx="1149836" cy="477060"/>
             <wp:effectExtent b="0" l="0" r="0" t="0"/>
-            <wp:docPr id="9" name="image6.png"/>
+            <wp:docPr id="9" name="image12.png"/>
             <a:graphic>
               <a:graphicData uri="http://schemas.openxmlformats.org/drawingml/2006/picture">
                 <pic:pic>
                   <pic:nvPicPr>
-                    <pic:cNvPr id="0" name="image6.png"/>
+                    <pic:cNvPr id="0" name="image12.png"/>
                     <pic:cNvPicPr preferRelativeResize="0"/>
                   </pic:nvPicPr>
                   <pic:blipFill>
@@ -555,7 +555,7 @@
     </w:p>
     <w:sdt>
       <w:sdtPr>
-        <w:id w:val="-650477008"/>
+        <w:id w:val="-190800983"/>
         <w:docPartObj>
           <w:docPartGallery w:val="Table of Contents"/>
           <w:docPartUnique w:val="1"/>
@@ -2531,12 +2531,12 @@
           <wp:inline distB="114300" distT="114300" distL="114300" distR="114300">
             <wp:extent cx="5731200" cy="3225800"/>
             <wp:effectExtent b="0" l="0" r="0" t="0"/>
-            <wp:docPr id="11" name="image9.png"/>
+            <wp:docPr id="11" name="image2.png"/>
             <a:graphic>
               <a:graphicData uri="http://schemas.openxmlformats.org/drawingml/2006/picture">
                 <pic:pic>
                   <pic:nvPicPr>
-                    <pic:cNvPr id="0" name="image9.png"/>
+                    <pic:cNvPr id="0" name="image2.png"/>
                     <pic:cNvPicPr preferRelativeResize="0"/>
                   </pic:nvPicPr>
                   <pic:blipFill>
@@ -2767,12 +2767,12 @@
           <wp:inline distB="114300" distT="114300" distL="114300" distR="114300">
             <wp:extent cx="3271838" cy="2425558"/>
             <wp:effectExtent b="0" l="0" r="0" t="0"/>
-            <wp:docPr id="1" name="image7.png"/>
+            <wp:docPr id="1" name="image11.png"/>
             <a:graphic>
               <a:graphicData uri="http://schemas.openxmlformats.org/drawingml/2006/picture">
                 <pic:pic>
                   <pic:nvPicPr>
-                    <pic:cNvPr id="0" name="image7.png"/>
+                    <pic:cNvPr id="0" name="image11.png"/>
                     <pic:cNvPicPr preferRelativeResize="0"/>
                   </pic:nvPicPr>
                   <pic:blipFill>
@@ -5005,12 +5005,12 @@
           <wp:inline distB="114300" distT="114300" distL="114300" distR="114300">
             <wp:extent cx="5538788" cy="3493838"/>
             <wp:effectExtent b="0" l="0" r="0" t="0"/>
-            <wp:docPr id="2" name="image5.png"/>
+            <wp:docPr id="2" name="image3.png"/>
             <a:graphic>
               <a:graphicData uri="http://schemas.openxmlformats.org/drawingml/2006/picture">
                 <pic:pic>
                   <pic:nvPicPr>
-                    <pic:cNvPr id="0" name="image5.png"/>
+                    <pic:cNvPr id="0" name="image3.png"/>
                     <pic:cNvPicPr preferRelativeResize="0"/>
                   </pic:nvPicPr>
                   <pic:blipFill>
@@ -5057,12 +5057,12 @@
           <wp:inline distB="114300" distT="114300" distL="114300" distR="114300">
             <wp:extent cx="2995613" cy="2789728"/>
             <wp:effectExtent b="0" l="0" r="0" t="0"/>
-            <wp:docPr id="3" name="image12.png"/>
+            <wp:docPr id="3" name="image4.png"/>
             <a:graphic>
               <a:graphicData uri="http://schemas.openxmlformats.org/drawingml/2006/picture">
                 <pic:pic>
                   <pic:nvPicPr>
-                    <pic:cNvPr id="0" name="image12.png"/>
+                    <pic:cNvPr id="0" name="image4.png"/>
                     <pic:cNvPicPr preferRelativeResize="0"/>
                   </pic:nvPicPr>
                   <pic:blipFill>
@@ -9042,12 +9042,12 @@
           <wp:inline distB="114300" distT="114300" distL="114300" distR="114300">
             <wp:extent cx="4972050" cy="1133475"/>
             <wp:effectExtent b="0" l="0" r="0" t="0"/>
-            <wp:docPr id="4" name="image4.png"/>
+            <wp:docPr id="4" name="image6.png"/>
             <a:graphic>
               <a:graphicData uri="http://schemas.openxmlformats.org/drawingml/2006/picture">
                 <pic:pic>
                   <pic:nvPicPr>
-                    <pic:cNvPr id="0" name="image4.png"/>
+                    <pic:cNvPr id="0" name="image6.png"/>
                     <pic:cNvPicPr preferRelativeResize="0"/>
                   </pic:nvPicPr>
                   <pic:blipFill>
@@ -11095,12 +11095,12 @@
           <wp:inline distB="114300" distT="114300" distL="114300" distR="114300">
             <wp:extent cx="4596205" cy="2555939"/>
             <wp:effectExtent b="0" l="0" r="0" t="0"/>
-            <wp:docPr id="6" name="image11.png"/>
+            <wp:docPr id="6" name="image13.png"/>
             <a:graphic>
               <a:graphicData uri="http://schemas.openxmlformats.org/drawingml/2006/picture">
                 <pic:pic>
                   <pic:nvPicPr>
-                    <pic:cNvPr id="0" name="image11.png"/>
+                    <pic:cNvPr id="0" name="image13.png"/>
                     <pic:cNvPicPr preferRelativeResize="0"/>
                   </pic:nvPicPr>
                   <pic:blipFill>
@@ -11282,12 +11282,12 @@
           <wp:inline distB="114300" distT="114300" distL="114300" distR="114300">
             <wp:extent cx="5731200" cy="2374900"/>
             <wp:effectExtent b="0" l="0" r="0" t="0"/>
-            <wp:docPr id="7" name="image13.png"/>
+            <wp:docPr id="7" name="image1.png"/>
             <a:graphic>
               <a:graphicData uri="http://schemas.openxmlformats.org/drawingml/2006/picture">
                 <pic:pic>
                   <pic:nvPicPr>
-                    <pic:cNvPr id="0" name="image13.png"/>
+                    <pic:cNvPr id="0" name="image1.png"/>
                     <pic:cNvPicPr preferRelativeResize="0"/>
                   </pic:nvPicPr>
                   <pic:blipFill>
@@ -11762,12 +11762,12 @@
             <wp:extent cx="3176588" cy="2004564"/>
             <wp:effectExtent b="0" l="0" r="0" t="0"/>
             <wp:wrapNone/>
-            <wp:docPr id="8" name="image3.png"/>
+            <wp:docPr id="8" name="image7.png"/>
             <a:graphic>
               <a:graphicData uri="http://schemas.openxmlformats.org/drawingml/2006/picture">
                 <pic:pic>
                   <pic:nvPicPr>
-                    <pic:cNvPr id="0" name="image3.png"/>
+                    <pic:cNvPr id="0" name="image7.png"/>
                     <pic:cNvPicPr preferRelativeResize="0"/>
                   </pic:nvPicPr>
                   <pic:blipFill>
@@ -12348,12 +12348,12 @@
             <wp:extent cx="7291388" cy="2577466"/>
             <wp:effectExtent b="0" l="0" r="0" t="0"/>
             <wp:wrapSquare wrapText="bothSides" distB="114300" distT="114300" distL="114300" distR="114300"/>
-            <wp:docPr id="5" name="image1.png"/>
+            <wp:docPr id="5" name="image5.png"/>
             <a:graphic>
               <a:graphicData uri="http://schemas.openxmlformats.org/drawingml/2006/picture">
                 <pic:pic>
                   <pic:nvPicPr>
-                    <pic:cNvPr id="0" name="image1.png"/>
+                    <pic:cNvPr id="0" name="image5.png"/>
                     <pic:cNvPicPr preferRelativeResize="0"/>
                   </pic:nvPicPr>
                   <pic:blipFill>

--- a/2026/Proyecto_Final/drive_proyecto_final/[deprecado] PROYECTO FINAL G8.docx
+++ b/2026/Proyecto_Final/drive_proyecto_final/[deprecado] PROYECTO FINAL G8.docx
@@ -78,12 +78,12 @@
           <wp:inline distB="114300" distT="114300" distL="114300" distR="114300">
             <wp:extent cx="2113125" cy="1650090"/>
             <wp:effectExtent b="0" l="0" r="0" t="0"/>
-            <wp:docPr id="10" name="image9.png"/>
+            <wp:docPr id="10" name="image6.png"/>
             <a:graphic>
               <a:graphicData uri="http://schemas.openxmlformats.org/drawingml/2006/picture">
                 <pic:pic>
                   <pic:nvPicPr>
-                    <pic:cNvPr id="0" name="image9.png"/>
+                    <pic:cNvPr id="0" name="image6.png"/>
                     <pic:cNvPicPr preferRelativeResize="0"/>
                   </pic:nvPicPr>
                   <pic:blipFill>
@@ -186,12 +186,12 @@
           <wp:inline distB="114300" distT="114300" distL="114300" distR="114300">
             <wp:extent cx="1149836" cy="477060"/>
             <wp:effectExtent b="0" l="0" r="0" t="0"/>
-            <wp:docPr id="9" name="image12.png"/>
+            <wp:docPr id="9" name="image2.png"/>
             <a:graphic>
               <a:graphicData uri="http://schemas.openxmlformats.org/drawingml/2006/picture">
                 <pic:pic>
                   <pic:nvPicPr>
-                    <pic:cNvPr id="0" name="image12.png"/>
+                    <pic:cNvPr id="0" name="image2.png"/>
                     <pic:cNvPicPr preferRelativeResize="0"/>
                   </pic:nvPicPr>
                   <pic:blipFill>
@@ -555,7 +555,7 @@
     </w:p>
     <w:sdt>
       <w:sdtPr>
-        <w:id w:val="-190800983"/>
+        <w:id w:val="786705527"/>
         <w:docPartObj>
           <w:docPartGallery w:val="Table of Contents"/>
           <w:docPartUnique w:val="1"/>
@@ -2531,12 +2531,12 @@
           <wp:inline distB="114300" distT="114300" distL="114300" distR="114300">
             <wp:extent cx="5731200" cy="3225800"/>
             <wp:effectExtent b="0" l="0" r="0" t="0"/>
-            <wp:docPr id="11" name="image2.png"/>
+            <wp:docPr id="11" name="image5.png"/>
             <a:graphic>
               <a:graphicData uri="http://schemas.openxmlformats.org/drawingml/2006/picture">
                 <pic:pic>
                   <pic:nvPicPr>
-                    <pic:cNvPr id="0" name="image2.png"/>
+                    <pic:cNvPr id="0" name="image5.png"/>
                     <pic:cNvPicPr preferRelativeResize="0"/>
                   </pic:nvPicPr>
                   <pic:blipFill>
@@ -2767,12 +2767,12 @@
           <wp:inline distB="114300" distT="114300" distL="114300" distR="114300">
             <wp:extent cx="3271838" cy="2425558"/>
             <wp:effectExtent b="0" l="0" r="0" t="0"/>
-            <wp:docPr id="1" name="image11.png"/>
+            <wp:docPr id="1" name="image3.png"/>
             <a:graphic>
               <a:graphicData uri="http://schemas.openxmlformats.org/drawingml/2006/picture">
                 <pic:pic>
                   <pic:nvPicPr>
-                    <pic:cNvPr id="0" name="image11.png"/>
+                    <pic:cNvPr id="0" name="image3.png"/>
                     <pic:cNvPicPr preferRelativeResize="0"/>
                   </pic:nvPicPr>
                   <pic:blipFill>
@@ -5005,12 +5005,12 @@
           <wp:inline distB="114300" distT="114300" distL="114300" distR="114300">
             <wp:extent cx="5538788" cy="3493838"/>
             <wp:effectExtent b="0" l="0" r="0" t="0"/>
-            <wp:docPr id="2" name="image3.png"/>
+            <wp:docPr id="2" name="image8.png"/>
             <a:graphic>
               <a:graphicData uri="http://schemas.openxmlformats.org/drawingml/2006/picture">
                 <pic:pic>
                   <pic:nvPicPr>
-                    <pic:cNvPr id="0" name="image3.png"/>
+                    <pic:cNvPr id="0" name="image8.png"/>
                     <pic:cNvPicPr preferRelativeResize="0"/>
                   </pic:nvPicPr>
                   <pic:blipFill>
@@ -5057,12 +5057,12 @@
           <wp:inline distB="114300" distT="114300" distL="114300" distR="114300">
             <wp:extent cx="2995613" cy="2789728"/>
             <wp:effectExtent b="0" l="0" r="0" t="0"/>
-            <wp:docPr id="3" name="image4.png"/>
+            <wp:docPr id="3" name="image9.png"/>
             <a:graphic>
               <a:graphicData uri="http://schemas.openxmlformats.org/drawingml/2006/picture">
                 <pic:pic>
                   <pic:nvPicPr>
-                    <pic:cNvPr id="0" name="image4.png"/>
+                    <pic:cNvPr id="0" name="image9.png"/>
                     <pic:cNvPicPr preferRelativeResize="0"/>
                   </pic:nvPicPr>
                   <pic:blipFill>
@@ -9042,12 +9042,12 @@
           <wp:inline distB="114300" distT="114300" distL="114300" distR="114300">
             <wp:extent cx="4972050" cy="1133475"/>
             <wp:effectExtent b="0" l="0" r="0" t="0"/>
-            <wp:docPr id="4" name="image6.png"/>
+            <wp:docPr id="4" name="image12.png"/>
             <a:graphic>
               <a:graphicData uri="http://schemas.openxmlformats.org/drawingml/2006/picture">
                 <pic:pic>
                   <pic:nvPicPr>
-                    <pic:cNvPr id="0" name="image6.png"/>
+                    <pic:cNvPr id="0" name="image12.png"/>
                     <pic:cNvPicPr preferRelativeResize="0"/>
                   </pic:nvPicPr>
                   <pic:blipFill>
@@ -11095,12 +11095,12 @@
           <wp:inline distB="114300" distT="114300" distL="114300" distR="114300">
             <wp:extent cx="4596205" cy="2555939"/>
             <wp:effectExtent b="0" l="0" r="0" t="0"/>
-            <wp:docPr id="6" name="image13.png"/>
+            <wp:docPr id="6" name="image11.png"/>
             <a:graphic>
               <a:graphicData uri="http://schemas.openxmlformats.org/drawingml/2006/picture">
                 <pic:pic>
                   <pic:nvPicPr>
-                    <pic:cNvPr id="0" name="image13.png"/>
+                    <pic:cNvPr id="0" name="image11.png"/>
                     <pic:cNvPicPr preferRelativeResize="0"/>
                   </pic:nvPicPr>
                   <pic:blipFill>
@@ -11206,12 +11206,12 @@
           <wp:inline distB="114300" distT="114300" distL="114300" distR="114300">
             <wp:extent cx="3943522" cy="1317536"/>
             <wp:effectExtent b="0" l="0" r="0" t="0"/>
-            <wp:docPr id="12" name="image8.png"/>
+            <wp:docPr id="12" name="image13.png"/>
             <a:graphic>
               <a:graphicData uri="http://schemas.openxmlformats.org/drawingml/2006/picture">
                 <pic:pic>
                   <pic:nvPicPr>
-                    <pic:cNvPr id="0" name="image8.png"/>
+                    <pic:cNvPr id="0" name="image13.png"/>
                     <pic:cNvPicPr preferRelativeResize="0"/>
                   </pic:nvPicPr>
                   <pic:blipFill>
@@ -11282,12 +11282,12 @@
           <wp:inline distB="114300" distT="114300" distL="114300" distR="114300">
             <wp:extent cx="5731200" cy="2374900"/>
             <wp:effectExtent b="0" l="0" r="0" t="0"/>
-            <wp:docPr id="7" name="image1.png"/>
+            <wp:docPr id="7" name="image10.png"/>
             <a:graphic>
               <a:graphicData uri="http://schemas.openxmlformats.org/drawingml/2006/picture">
                 <pic:pic>
                   <pic:nvPicPr>
-                    <pic:cNvPr id="0" name="image1.png"/>
+                    <pic:cNvPr id="0" name="image10.png"/>
                     <pic:cNvPicPr preferRelativeResize="0"/>
                   </pic:nvPicPr>
                   <pic:blipFill>
@@ -11762,12 +11762,12 @@
             <wp:extent cx="3176588" cy="2004564"/>
             <wp:effectExtent b="0" l="0" r="0" t="0"/>
             <wp:wrapNone/>
-            <wp:docPr id="8" name="image7.png"/>
+            <wp:docPr id="8" name="image4.png"/>
             <a:graphic>
               <a:graphicData uri="http://schemas.openxmlformats.org/drawingml/2006/picture">
                 <pic:pic>
                   <pic:nvPicPr>
-                    <pic:cNvPr id="0" name="image7.png"/>
+                    <pic:cNvPr id="0" name="image4.png"/>
                     <pic:cNvPicPr preferRelativeResize="0"/>
                   </pic:nvPicPr>
                   <pic:blipFill>
@@ -12348,12 +12348,12 @@
             <wp:extent cx="7291388" cy="2577466"/>
             <wp:effectExtent b="0" l="0" r="0" t="0"/>
             <wp:wrapSquare wrapText="bothSides" distB="114300" distT="114300" distL="114300" distR="114300"/>
-            <wp:docPr id="5" name="image5.png"/>
+            <wp:docPr id="5" name="image1.png"/>
             <a:graphic>
               <a:graphicData uri="http://schemas.openxmlformats.org/drawingml/2006/picture">
                 <pic:pic>
                   <pic:nvPicPr>
-                    <pic:cNvPr id="0" name="image5.png"/>
+                    <pic:cNvPr id="0" name="image1.png"/>
                     <pic:cNvPicPr preferRelativeResize="0"/>
                   </pic:nvPicPr>
                   <pic:blipFill>
@@ -33866,12 +33866,12 @@
           <wp:extent cx="1290638" cy="476796"/>
           <wp:effectExtent b="0" l="0" r="0" t="0"/>
           <wp:wrapNone/>
-          <wp:docPr id="14" name="image10.png"/>
+          <wp:docPr id="14" name="image7.png"/>
           <a:graphic>
             <a:graphicData uri="http://schemas.openxmlformats.org/drawingml/2006/picture">
               <pic:pic>
                 <pic:nvPicPr>
-                  <pic:cNvPr id="0" name="image10.png"/>
+                  <pic:cNvPr id="0" name="image7.png"/>
                   <pic:cNvPicPr preferRelativeResize="0"/>
                 </pic:nvPicPr>
                 <pic:blipFill>
@@ -33910,12 +33910,12 @@
           <wp:extent cx="1290638" cy="476796"/>
           <wp:effectExtent b="0" l="0" r="0" t="0"/>
           <wp:wrapNone/>
-          <wp:docPr id="13" name="image10.png"/>
+          <wp:docPr id="13" name="image7.png"/>
           <a:graphic>
             <a:graphicData uri="http://schemas.openxmlformats.org/drawingml/2006/picture">
               <pic:pic>
                 <pic:nvPicPr>
-                  <pic:cNvPr id="0" name="image10.png"/>
+                  <pic:cNvPr id="0" name="image7.png"/>
                   <pic:cNvPicPr preferRelativeResize="0"/>
                 </pic:nvPicPr>
                 <pic:blipFill>
